--- a/docs/lista_louvores/Textos_Louvores/DEUS SOMENTE DEUS.docx
+++ b/docs/lista_louvores/Textos_Louvores/DEUS SOMENTE DEUS.docx
@@ -4,54 +4,13 @@
   <w:body>
     <w:p>
       <w:pPr>
-        <w:pStyle w:val="SemEspaamento"/>
-        <w:rPr>
-          <w:rFonts w:ascii="Times New Roman" w:hAnsi="Times New Roman" w:cs="Times New Roman"/>
-        </w:rPr>
+        <w:pStyle w:val="Ttulo1"/>
       </w:pPr>
       <w:r>
-        <w:rPr>
-          <w:rFonts w:ascii="Times New Roman" w:hAnsi="Times New Roman" w:cs="Times New Roman"/>
-        </w:rPr>
         <w:t>DEUS SOMENTE DEUS</w:t>
       </w:r>
       <w:r>
-        <w:rPr>
-          <w:rFonts w:ascii="Times New Roman" w:hAnsi="Times New Roman" w:cs="Times New Roman"/>
-        </w:rPr>
         <w:t xml:space="preserve"> </w:t>
-      </w:r>
-    </w:p>
-    <w:p>
-      <w:pPr>
-        <w:pStyle w:val="SemEspaamento"/>
-        <w:spacing w:before="0" w:after="0"/>
-        <w:rPr>
-          <w:rFonts w:ascii="Times New Roman" w:hAnsi="Times New Roman" w:cs="Times New Roman"/>
-          <w:sz w:val="24"/>
-          <w:szCs w:val="24"/>
-          <w:u w:val="none"/>
-          <w:lang w:eastAsia="en-US"/>
-        </w:rPr>
-      </w:pPr>
-      <w:r>
-        <w:rPr>
-          <w:rFonts w:ascii="Times New Roman" w:hAnsi="Times New Roman" w:cs="Times New Roman"/>
-          <w:sz w:val="24"/>
-          <w:szCs w:val="24"/>
-          <w:u w:val="none"/>
-        </w:rPr>
-        <w:t>Deus, Somente Deus</w:t>
-      </w:r>
-      <w:r>
-        <w:rPr>
-          <w:rFonts w:ascii="Times New Roman" w:hAnsi="Times New Roman" w:cs="Times New Roman"/>
-          <w:sz w:val="24"/>
-          <w:szCs w:val="24"/>
-          <w:u w:val="none"/>
-        </w:rPr>
-        <w:br/>
-        <w:t>Criou o mundo e o que nele há</w:t>
       </w:r>
     </w:p>
     <w:p>
@@ -63,6 +22,7 @@
           <w:sz w:val="24"/>
           <w:szCs w:val="24"/>
           <w:u w:val="none"/>
+          <w:lang w:eastAsia="en-US"/>
         </w:rPr>
       </w:pPr>
       <w:r>
@@ -72,7 +32,7 @@
           <w:szCs w:val="24"/>
           <w:u w:val="none"/>
         </w:rPr>
-        <w:t>O ser que pode respirar</w:t>
+        <w:t>Deus, Somente Deus</w:t>
       </w:r>
       <w:r>
         <w:rPr>
@@ -82,28 +42,7 @@
           <w:u w:val="none"/>
         </w:rPr>
         <w:br/>
-        <w:t>Existe pra mostrar a glória do Senhor</w:t>
-      </w:r>
-    </w:p>
-    <w:p>
-      <w:pPr>
-        <w:pStyle w:val="SemEspaamento"/>
-        <w:spacing w:before="0" w:after="0"/>
-        <w:rPr>
-          <w:rFonts w:ascii="Times New Roman" w:hAnsi="Times New Roman" w:cs="Times New Roman"/>
-          <w:sz w:val="24"/>
-          <w:szCs w:val="24"/>
-          <w:u w:val="none"/>
-        </w:rPr>
-      </w:pPr>
-      <w:r>
-        <w:rPr>
-          <w:rFonts w:ascii="Times New Roman" w:hAnsi="Times New Roman" w:cs="Times New Roman"/>
-          <w:sz w:val="24"/>
-          <w:szCs w:val="24"/>
-          <w:u w:val="none"/>
-        </w:rPr>
-        <w:t>Deus, Somente Deus</w:t>
+        <w:t xml:space="preserve">Criou o mundo </w:t>
       </w:r>
       <w:r>
         <w:rPr>
@@ -113,166 +52,15 @@
           <w:u w:val="none"/>
         </w:rPr>
         <w:br/>
-        <w:t>Os Seus mistérios pode revelar</w:t>
-      </w:r>
-    </w:p>
-    <w:p>
-      <w:pPr>
-        <w:pStyle w:val="SemEspaamento"/>
-        <w:spacing w:before="0" w:after="0"/>
-        <w:rPr>
-          <w:rFonts w:ascii="Times New Roman" w:hAnsi="Times New Roman" w:cs="Times New Roman"/>
-          <w:sz w:val="24"/>
-          <w:szCs w:val="24"/>
-          <w:u w:val="none"/>
-        </w:rPr>
-      </w:pPr>
-      <w:r>
-        <w:rPr>
-          <w:rFonts w:ascii="Times New Roman" w:hAnsi="Times New Roman" w:cs="Times New Roman"/>
-          <w:sz w:val="24"/>
-          <w:szCs w:val="24"/>
-          <w:u w:val="none"/>
-        </w:rPr>
-        <w:t>Os Seus desígnios quem jamais</w:t>
-      </w:r>
-    </w:p>
-    <w:p>
-      <w:pPr>
-        <w:pStyle w:val="SemEspaamento"/>
-        <w:spacing w:before="0" w:after="0"/>
-        <w:rPr>
-          <w:rFonts w:ascii="Times New Roman" w:hAnsi="Times New Roman" w:cs="Times New Roman"/>
-          <w:sz w:val="24"/>
-          <w:szCs w:val="24"/>
-          <w:u w:val="none"/>
-        </w:rPr>
-      </w:pPr>
-      <w:r>
-        <w:rPr>
-          <w:rFonts w:ascii="Times New Roman" w:hAnsi="Times New Roman" w:cs="Times New Roman"/>
-          <w:sz w:val="24"/>
-          <w:szCs w:val="24"/>
-          <w:u w:val="none"/>
-        </w:rPr>
-        <w:t>Um dia conheceu</w:t>
-      </w:r>
-    </w:p>
-    <w:p>
-      <w:pPr>
-        <w:pStyle w:val="SemEspaamento"/>
-        <w:spacing w:before="0" w:after="0"/>
-        <w:rPr>
-          <w:rFonts w:ascii="Times New Roman" w:hAnsi="Times New Roman" w:cs="Times New Roman"/>
-          <w:sz w:val="24"/>
-          <w:szCs w:val="24"/>
-          <w:u w:val="none"/>
-        </w:rPr>
-      </w:pPr>
-      <w:r>
-        <w:rPr>
-          <w:rFonts w:ascii="Times New Roman" w:hAnsi="Times New Roman" w:cs="Times New Roman"/>
-          <w:sz w:val="24"/>
-          <w:szCs w:val="24"/>
-          <w:u w:val="none"/>
-        </w:rPr>
-        <w:t>Pois Deus somente é Deus</w:t>
-      </w:r>
-    </w:p>
-    <w:p>
-      <w:pPr>
-        <w:pStyle w:val="SemEspaamento"/>
-        <w:rPr>
-          <w:rFonts w:ascii="Times New Roman" w:hAnsi="Times New Roman" w:cs="Times New Roman"/>
-          <w:b/>
-          <w:i/>
-          <w:iCs/>
-          <w:sz w:val="24"/>
-          <w:szCs w:val="24"/>
-          <w:u w:val="none"/>
-        </w:rPr>
-      </w:pPr>
-      <w:r>
-        <w:rPr>
-          <w:rFonts w:ascii="Times New Roman" w:hAnsi="Times New Roman" w:cs="Times New Roman"/>
-          <w:b/>
-          <w:i/>
-          <w:iCs/>
-          <w:sz w:val="24"/>
-          <w:szCs w:val="24"/>
-          <w:u w:val="none"/>
-        </w:rPr>
-        <w:t>Deus, somente Deus</w:t>
-      </w:r>
-      <w:r>
-        <w:rPr>
-          <w:rFonts w:ascii="Times New Roman" w:hAnsi="Times New Roman" w:cs="Times New Roman"/>
-          <w:b/>
-          <w:i/>
-          <w:iCs/>
-          <w:sz w:val="24"/>
-          <w:szCs w:val="24"/>
-          <w:u w:val="none"/>
-        </w:rPr>
-        <w:br/>
-        <w:t>Domina o trono do universo</w:t>
-      </w:r>
-      <w:r>
-        <w:rPr>
-          <w:rFonts w:ascii="Times New Roman" w:hAnsi="Times New Roman" w:cs="Times New Roman"/>
-          <w:b/>
-          <w:i/>
-          <w:iCs/>
-          <w:sz w:val="24"/>
-          <w:szCs w:val="24"/>
-          <w:u w:val="none"/>
-        </w:rPr>
-        <w:br/>
-        <w:t>Que a voz da criação se erga para dar</w:t>
-      </w:r>
-      <w:r>
-        <w:rPr>
-          <w:rFonts w:ascii="Times New Roman" w:hAnsi="Times New Roman" w:cs="Times New Roman"/>
-          <w:b/>
-          <w:i/>
-          <w:iCs/>
-          <w:sz w:val="24"/>
-          <w:szCs w:val="24"/>
-          <w:u w:val="none"/>
-        </w:rPr>
-        <w:br/>
-        <w:t>Louvor somente a Deus</w:t>
-      </w:r>
-    </w:p>
-    <w:p>
-      <w:pPr>
-        <w:pStyle w:val="SemEspaamento"/>
-        <w:spacing w:before="0" w:after="0"/>
-        <w:rPr>
-          <w:rFonts w:ascii="Times New Roman" w:hAnsi="Times New Roman" w:cs="Times New Roman"/>
-          <w:sz w:val="24"/>
-          <w:szCs w:val="24"/>
-          <w:u w:val="none"/>
-        </w:rPr>
-      </w:pPr>
-      <w:r>
-        <w:rPr>
-          <w:rFonts w:ascii="Times New Roman" w:hAnsi="Times New Roman" w:cs="Times New Roman"/>
-          <w:sz w:val="24"/>
-          <w:szCs w:val="24"/>
-          <w:u w:val="none"/>
-        </w:rPr>
-        <w:t>Deus, somente Deus</w:t>
-      </w:r>
-      <w:r>
-        <w:rPr>
-          <w:rFonts w:ascii="Times New Roman" w:hAnsi="Times New Roman" w:cs="Times New Roman"/>
-          <w:sz w:val="24"/>
-          <w:szCs w:val="24"/>
-          <w:u w:val="none"/>
-        </w:rPr>
-        <w:br/>
-        <w:t>Eternamente em nós há de inspirar</w:t>
+      </w:r>
+      <w:r>
+        <w:rPr>
+          <w:rFonts w:ascii="Times New Roman" w:hAnsi="Times New Roman" w:cs="Times New Roman"/>
+          <w:sz w:val="24"/>
+          <w:szCs w:val="24"/>
+          <w:u w:val="none"/>
+        </w:rPr>
+        <w:t>e o que nele há</w:t>
       </w:r>
     </w:p>
     <w:p>
@@ -293,7 +81,7 @@
           <w:szCs w:val="24"/>
           <w:u w:val="none"/>
         </w:rPr>
-        <w:t>A alegria de adorar</w:t>
+        <w:t>O ser que pode respirar</w:t>
       </w:r>
       <w:r>
         <w:rPr>
@@ -303,12 +91,157 @@
           <w:u w:val="none"/>
         </w:rPr>
         <w:br/>
-        <w:t>Desejo de exaltar a Deus, somente a Deus</w:t>
+        <w:t xml:space="preserve">Existe </w:t>
+      </w:r>
+      <w:proofErr w:type="gramStart"/>
+      <w:r>
+        <w:rPr>
+          <w:rFonts w:ascii="Times New Roman" w:hAnsi="Times New Roman" w:cs="Times New Roman"/>
+          <w:sz w:val="24"/>
+          <w:szCs w:val="24"/>
+          <w:u w:val="none"/>
+        </w:rPr>
+        <w:t>pra</w:t>
+      </w:r>
+      <w:proofErr w:type="gramEnd"/>
+      <w:r>
+        <w:rPr>
+          <w:rFonts w:ascii="Times New Roman" w:hAnsi="Times New Roman" w:cs="Times New Roman"/>
+          <w:sz w:val="24"/>
+          <w:szCs w:val="24"/>
+          <w:u w:val="none"/>
+        </w:rPr>
+        <w:t xml:space="preserve"> mostrar </w:t>
+      </w:r>
+      <w:r>
+        <w:rPr>
+          <w:rFonts w:ascii="Times New Roman" w:hAnsi="Times New Roman" w:cs="Times New Roman"/>
+          <w:sz w:val="24"/>
+          <w:szCs w:val="24"/>
+          <w:u w:val="none"/>
+        </w:rPr>
+        <w:br/>
+      </w:r>
+      <w:r>
+        <w:rPr>
+          <w:rFonts w:ascii="Times New Roman" w:hAnsi="Times New Roman" w:cs="Times New Roman"/>
+          <w:sz w:val="24"/>
+          <w:szCs w:val="24"/>
+          <w:u w:val="none"/>
+        </w:rPr>
+        <w:t>a glória do Senhor</w:t>
       </w:r>
     </w:p>
     <w:p>
       <w:pPr>
         <w:pStyle w:val="SemEspaamento"/>
+        <w:spacing w:before="0"/>
+        <w:rPr>
+          <w:rFonts w:ascii="Times New Roman" w:hAnsi="Times New Roman" w:cs="Times New Roman"/>
+          <w:sz w:val="24"/>
+          <w:szCs w:val="24"/>
+          <w:u w:val="none"/>
+        </w:rPr>
+      </w:pPr>
+      <w:r>
+        <w:rPr>
+          <w:rFonts w:ascii="Times New Roman" w:hAnsi="Times New Roman" w:cs="Times New Roman"/>
+          <w:sz w:val="24"/>
+          <w:szCs w:val="24"/>
+          <w:u w:val="none"/>
+        </w:rPr>
+        <w:t>Deus, Somente Deus</w:t>
+      </w:r>
+      <w:r>
+        <w:rPr>
+          <w:rFonts w:ascii="Times New Roman" w:hAnsi="Times New Roman" w:cs="Times New Roman"/>
+          <w:sz w:val="24"/>
+          <w:szCs w:val="24"/>
+          <w:u w:val="none"/>
+        </w:rPr>
+        <w:br/>
+        <w:t xml:space="preserve">Os Seus mistérios </w:t>
+      </w:r>
+      <w:r>
+        <w:rPr>
+          <w:rFonts w:ascii="Times New Roman" w:hAnsi="Times New Roman" w:cs="Times New Roman"/>
+          <w:sz w:val="24"/>
+          <w:szCs w:val="24"/>
+          <w:u w:val="none"/>
+        </w:rPr>
+        <w:br/>
+      </w:r>
+      <w:r>
+        <w:rPr>
+          <w:rFonts w:ascii="Times New Roman" w:hAnsi="Times New Roman" w:cs="Times New Roman"/>
+          <w:sz w:val="24"/>
+          <w:szCs w:val="24"/>
+          <w:u w:val="none"/>
+        </w:rPr>
+        <w:t>pode revelar</w:t>
+      </w:r>
+    </w:p>
+    <w:p>
+      <w:pPr>
+        <w:pStyle w:val="SemEspaamento"/>
+        <w:spacing w:before="0"/>
+        <w:rPr>
+          <w:rFonts w:ascii="Times New Roman" w:hAnsi="Times New Roman" w:cs="Times New Roman"/>
+          <w:sz w:val="24"/>
+          <w:szCs w:val="24"/>
+          <w:u w:val="none"/>
+        </w:rPr>
+      </w:pPr>
+      <w:r>
+        <w:rPr>
+          <w:rFonts w:ascii="Times New Roman" w:hAnsi="Times New Roman" w:cs="Times New Roman"/>
+          <w:sz w:val="24"/>
+          <w:szCs w:val="24"/>
+          <w:u w:val="none"/>
+        </w:rPr>
+        <w:t>Os Seus desígnios quem jamais</w:t>
+      </w:r>
+      <w:r>
+        <w:rPr>
+          <w:rFonts w:ascii="Times New Roman" w:hAnsi="Times New Roman" w:cs="Times New Roman"/>
+          <w:sz w:val="24"/>
+          <w:szCs w:val="24"/>
+          <w:u w:val="none"/>
+        </w:rPr>
+        <w:br/>
+      </w:r>
+      <w:r>
+        <w:rPr>
+          <w:rFonts w:ascii="Times New Roman" w:hAnsi="Times New Roman" w:cs="Times New Roman"/>
+          <w:sz w:val="24"/>
+          <w:szCs w:val="24"/>
+          <w:u w:val="none"/>
+        </w:rPr>
+        <w:t>Um dia conheceu</w:t>
+      </w:r>
+      <w:r>
+        <w:rPr>
+          <w:rFonts w:ascii="Times New Roman" w:hAnsi="Times New Roman" w:cs="Times New Roman"/>
+          <w:sz w:val="24"/>
+          <w:szCs w:val="24"/>
+          <w:u w:val="none"/>
+        </w:rPr>
+        <w:br/>
+      </w:r>
+      <w:r>
+        <w:rPr>
+          <w:rFonts w:ascii="Times New Roman" w:hAnsi="Times New Roman" w:cs="Times New Roman"/>
+          <w:sz w:val="24"/>
+          <w:szCs w:val="24"/>
+          <w:u w:val="none"/>
+        </w:rPr>
+        <w:t>Pois Deus somente é Deus</w:t>
+      </w:r>
+    </w:p>
+    <w:p>
+      <w:pPr>
+        <w:pStyle w:val="SemEspaamento"/>
+        <w:spacing w:before="0"/>
         <w:rPr>
           <w:rFonts w:ascii="Times New Roman" w:hAnsi="Times New Roman" w:cs="Times New Roman"/>
           <w:b/>
@@ -329,15 +262,163 @@
           <w:szCs w:val="24"/>
           <w:u w:val="none"/>
         </w:rPr>
-        <w:t>[REFRÃO 2X]</w:t>
+        <w:t>Deus, somente Deus</w:t>
+      </w:r>
+      <w:r>
+        <w:rPr>
+          <w:rFonts w:ascii="Times New Roman" w:hAnsi="Times New Roman" w:cs="Times New Roman"/>
+          <w:b/>
+          <w:i/>
+          <w:iCs/>
+          <w:sz w:val="24"/>
+          <w:szCs w:val="24"/>
+          <w:u w:val="none"/>
+        </w:rPr>
+        <w:br/>
+        <w:t>Domina o trono do universo</w:t>
+      </w:r>
+      <w:r>
+        <w:rPr>
+          <w:rFonts w:ascii="Times New Roman" w:hAnsi="Times New Roman" w:cs="Times New Roman"/>
+          <w:b/>
+          <w:i/>
+          <w:iCs/>
+          <w:sz w:val="24"/>
+          <w:szCs w:val="24"/>
+          <w:u w:val="none"/>
+        </w:rPr>
+        <w:br/>
+        <w:t>Que a voz da criação se erga para dar</w:t>
+      </w:r>
+      <w:r>
+        <w:rPr>
+          <w:rFonts w:ascii="Times New Roman" w:hAnsi="Times New Roman" w:cs="Times New Roman"/>
+          <w:b/>
+          <w:i/>
+          <w:iCs/>
+          <w:sz w:val="24"/>
+          <w:szCs w:val="24"/>
+          <w:u w:val="none"/>
+        </w:rPr>
+        <w:br/>
+        <w:t>Louvor somente a Deus</w:t>
       </w:r>
     </w:p>
     <w:p>
       <w:pPr>
-        <w:rPr>
-          <w:rFonts w:ascii="Times New Roman" w:hAnsi="Times New Roman"/>
+        <w:pStyle w:val="SemEspaamento"/>
+        <w:spacing w:before="0"/>
+        <w:rPr>
+          <w:rFonts w:ascii="Times New Roman" w:hAnsi="Times New Roman" w:cs="Times New Roman"/>
+          <w:sz w:val="24"/>
+          <w:szCs w:val="24"/>
+          <w:u w:val="none"/>
         </w:rPr>
       </w:pPr>
+      <w:r>
+        <w:rPr>
+          <w:rFonts w:ascii="Times New Roman" w:hAnsi="Times New Roman" w:cs="Times New Roman"/>
+          <w:sz w:val="24"/>
+          <w:szCs w:val="24"/>
+          <w:u w:val="none"/>
+        </w:rPr>
+        <w:t>Deus, somente Deus</w:t>
+      </w:r>
+      <w:r>
+        <w:rPr>
+          <w:rFonts w:ascii="Times New Roman" w:hAnsi="Times New Roman" w:cs="Times New Roman"/>
+          <w:sz w:val="24"/>
+          <w:szCs w:val="24"/>
+          <w:u w:val="none"/>
+        </w:rPr>
+        <w:br/>
+        <w:t>Eternamente em nós há de inspirar</w:t>
+      </w:r>
+    </w:p>
+    <w:p>
+      <w:pPr>
+        <w:pStyle w:val="SemEspaamento"/>
+        <w:spacing w:before="0"/>
+        <w:rPr>
+          <w:rFonts w:ascii="Times New Roman" w:hAnsi="Times New Roman" w:cs="Times New Roman"/>
+          <w:sz w:val="24"/>
+          <w:szCs w:val="24"/>
+          <w:u w:val="none"/>
+        </w:rPr>
+      </w:pPr>
+      <w:r>
+        <w:rPr>
+          <w:rFonts w:ascii="Times New Roman" w:hAnsi="Times New Roman" w:cs="Times New Roman"/>
+          <w:sz w:val="24"/>
+          <w:szCs w:val="24"/>
+          <w:u w:val="none"/>
+        </w:rPr>
+        <w:t>A alegria de adorar</w:t>
+      </w:r>
+      <w:r>
+        <w:rPr>
+          <w:rFonts w:ascii="Times New Roman" w:hAnsi="Times New Roman" w:cs="Times New Roman"/>
+          <w:sz w:val="24"/>
+          <w:szCs w:val="24"/>
+          <w:u w:val="none"/>
+        </w:rPr>
+        <w:br/>
+        <w:t>Desejo de exaltar a Deus, somente a Deus</w:t>
+      </w:r>
+    </w:p>
+    <w:p>
+      <w:pPr>
+        <w:pStyle w:val="SemEspaamento"/>
+        <w:spacing w:before="0"/>
+        <w:rPr>
+          <w:rFonts w:ascii="Times New Roman" w:hAnsi="Times New Roman" w:cs="Times New Roman"/>
+          <w:b/>
+          <w:i/>
+          <w:iCs/>
+          <w:sz w:val="24"/>
+          <w:szCs w:val="24"/>
+          <w:u w:val="none"/>
+        </w:rPr>
+      </w:pPr>
+      <w:r>
+        <w:rPr>
+          <w:rFonts w:ascii="Times New Roman" w:hAnsi="Times New Roman" w:cs="Times New Roman"/>
+          <w:b/>
+          <w:i/>
+          <w:iCs/>
+          <w:sz w:val="24"/>
+          <w:szCs w:val="24"/>
+          <w:u w:val="none"/>
+        </w:rPr>
+        <w:t>[REFRÃO]</w:t>
+      </w:r>
+    </w:p>
+    <w:p>
+      <w:pPr>
+        <w:pStyle w:val="SemEspaamento"/>
+        <w:spacing w:before="0"/>
+        <w:rPr>
+          <w:rFonts w:ascii="Times New Roman" w:hAnsi="Times New Roman" w:cs="Times New Roman"/>
+          <w:b/>
+          <w:i/>
+          <w:iCs/>
+          <w:sz w:val="24"/>
+          <w:szCs w:val="24"/>
+          <w:u w:val="none"/>
+        </w:rPr>
+      </w:pPr>
+      <w:r>
+        <w:rPr>
+          <w:rFonts w:ascii="Times New Roman" w:hAnsi="Times New Roman" w:cs="Times New Roman"/>
+          <w:b/>
+          <w:i/>
+          <w:iCs/>
+          <w:sz w:val="24"/>
+          <w:szCs w:val="24"/>
+          <w:u w:val="none"/>
+        </w:rPr>
+        <w:t>[REFRÃO]</w:t>
+      </w:r>
     </w:p>
     <w:sectPr>
       <w:pgSz w:w="11906" w:h="16838"/>
